--- a/az/scientists/CV/Word/Ahmadov_Emil_CV_AZ.docx
+++ b/az/scientists/CV/Word/Ahmadov_Emil_CV_AZ.docx
@@ -439,7 +439,7 @@
           <w:sz w:val="21"/>
           <w:szCs w:val="21"/>
         </w:rPr>
-        <w:t>Emil Əhmədov Moskva Fizika-Texnika İnstitutunda Landau nəzəri fizika kafedrasının müdiri, həmin institutun Yüksək Enerjilər Fizikası Laboratoriyasının və Moskvadakı Nəzəri və Eksperimental Fizika İnstitutunun aparıcı elmi işçisidir. CV-də PhD müdafiəsi 11 aprel 1998-ci il, habilitasiya müdafiəsi 3 iyun 2009-cu il tarixinə verilir; müəssisə və mövzu göstərilmir. 2005–2020-ci illərdə Golmdakı Albert Einstein İnstitutunda, 2002-ci ildə Tsukubadakı KEK-də qonaq professor və ya tədqiqatçı olub. CV-də dövlət tapşırıqları və Basis fondu, Dynasty fondu və Rusiya Federasiyası Prezidentinin qrantları göstərilir.</w:t>
+        <w:t>Emil Əhmədov Moskva Fizika-Texnika İnstitutunda Landau nəzəri fizika kafedrasının müdiri, həmin institutun Yüksək Enerjilər Fizikası Laboratoriyasının və Moskvadakı Nəzəri və Eksperimental Fizika İnstitutunun aparıcı elmi işçisidir. PhD müdafiəsi: 11 aprel 1998; habilitasiya müdafiəsi: 3 iyun 2009. 2005–2020-ci illərdə Golmdakı Albert Einstein İnstitutunda, 2002-ci ildə Tsukubadakı KEK-də qonaq professor və ya tədqiqatçı olub.Dövlət tapşırıqları və Basis fondu, Dynasty fondu və Rusiya Federasiyası Prezidentinin qrantları göstərilir.</w:t>
       </w:r>
     </w:p>
     <w:p>
